--- a/Milestone-2-Report.docx
+++ b/Milestone-2-Report.docx
@@ -440,6 +440,87 @@
     </w:p>
     <w:p>
       <w:pPr>
+        <w:tabs>
+          <w:tab w:val="left" w:pos="340"/>
+        </w:tabs>
+        <w:spacing w:before="0" w:after="100" w:line="276" w:lineRule="auto"/>
+        <w:ind w:left="340" w:hanging="340"/>
+      </w:pPr>
+      <w:r>
+        <w:rPr>
+          <w:rFonts w:ascii="Calibri" w:hAnsi="Calibri" w:cs="Calibri"/>
+          <w:color w:val="D7B967"/>
+          <w:sz w:val="14"/>
+          <w:szCs w:val="14"/>
+        </w:rPr>
+        <w:t xml:space="preserve">■	</w:t>
+      </w:r>
+      <w:r>
+        <w:rPr>
+          <w:rFonts w:ascii="Calibri" w:hAnsi="Calibri" w:cs="Calibri"/>
+          <w:color w:val="0C192B"/>
+          <w:sz w:val="22"/>
+          <w:szCs w:val="22"/>
+        </w:rPr>
+        <w:t xml:space="preserve">As a landlord types the street address, the form offers real addresses from Google to pick from. Picking one fills in the ZIP code and city, so the home is found on the map.</w:t>
+      </w:r>
+    </w:p>
+    <w:p>
+      <w:pPr>
+        <w:tabs>
+          <w:tab w:val="left" w:pos="340"/>
+        </w:tabs>
+        <w:spacing w:before="0" w:after="100" w:line="276" w:lineRule="auto"/>
+        <w:ind w:left="340" w:hanging="340"/>
+      </w:pPr>
+      <w:r>
+        <w:rPr>
+          <w:rFonts w:ascii="Calibri" w:hAnsi="Calibri" w:cs="Calibri"/>
+          <w:color w:val="D7B967"/>
+          <w:sz w:val="14"/>
+          <w:szCs w:val="14"/>
+        </w:rPr>
+        <w:t xml:space="preserve">■	</w:t>
+      </w:r>
+      <w:r>
+        <w:rPr>
+          <w:rFonts w:ascii="Calibri" w:hAnsi="Calibri" w:cs="Calibri"/>
+          <w:color w:val="0C192B"/>
+          <w:sz w:val="22"/>
+          <w:szCs w:val="22"/>
+        </w:rPr>
+        <w:t xml:space="preserve">Photos can be chosen in several goes: each choice is added to the others, any photo can be taken out before uploading, and one photo can be up to 20 MB.</w:t>
+      </w:r>
+    </w:p>
+    <w:p>
+      <w:pPr>
+        <w:tabs>
+          <w:tab w:val="left" w:pos="340"/>
+        </w:tabs>
+        <w:spacing w:before="0" w:after="100" w:line="276" w:lineRule="auto"/>
+        <w:ind w:left="340" w:hanging="340"/>
+      </w:pPr>
+      <w:r>
+        <w:rPr>
+          <w:rFonts w:ascii="Calibri" w:hAnsi="Calibri" w:cs="Calibri"/>
+          <w:color w:val="D7B967"/>
+          <w:sz w:val="14"/>
+          <w:szCs w:val="14"/>
+        </w:rPr>
+        <w:t xml:space="preserve">■	</w:t>
+      </w:r>
+      <w:r>
+        <w:rPr>
+          <w:rFonts w:ascii="Calibri" w:hAnsi="Calibri" w:cs="Calibri"/>
+          <w:color w:val="0C192B"/>
+          <w:sz w:val="22"/>
+          <w:szCs w:val="22"/>
+        </w:rPr>
+        <w:t xml:space="preserve">The listing form now opens inside the landlord's dashboard, with the menu beside it.</w:t>
+      </w:r>
+    </w:p>
+    <w:p>
+      <w:pPr>
         <w:keepNext/>
         <w:spacing w:before="280" w:after="100" w:line="276" w:lineRule="auto"/>
       </w:pPr>
@@ -928,7 +1009,7 @@
           <w:sz w:val="22"/>
           <w:szCs w:val="22"/>
         </w:rPr>
-        <w:t xml:space="preserve">Your Overview opens with the work: the first tile says "1 home waiting · Review now", and you can approve or request changes right there.</w:t>
+        <w:t xml:space="preserve">Your Overview opens with the work: the first tile says "Pending approval", shows the number once, and has a separate "Review now" button. You can approve or request changes right there.</w:t>
       </w:r>
     </w:p>
     <w:p>
@@ -1010,6 +1091,60 @@
           <w:szCs w:val="22"/>
         </w:rPr>
         <w:t xml:space="preserve">Facilities show each hospital's address and how many property pages list it. Inquiries mark unread messages "New" and show when each arrived.</w:t>
+      </w:r>
+    </w:p>
+    <w:p>
+      <w:pPr>
+        <w:tabs>
+          <w:tab w:val="left" w:pos="340"/>
+        </w:tabs>
+        <w:spacing w:before="0" w:after="100" w:line="276" w:lineRule="auto"/>
+        <w:ind w:left="340" w:hanging="340"/>
+      </w:pPr>
+      <w:r>
+        <w:rPr>
+          <w:rFonts w:ascii="Calibri" w:hAnsi="Calibri" w:cs="Calibri"/>
+          <w:color w:val="D7B967"/>
+          <w:sz w:val="14"/>
+          <w:szCs w:val="14"/>
+        </w:rPr>
+        <w:t xml:space="preserve">■	</w:t>
+      </w:r>
+      <w:r>
+        <w:rPr>
+          <w:rFonts w:ascii="Calibri" w:hAnsi="Calibri" w:cs="Calibri"/>
+          <w:color w:val="0C192B"/>
+          <w:sz w:val="22"/>
+          <w:szCs w:val="22"/>
+        </w:rPr>
+        <w:t xml:space="preserve">When your team places a home on the map by hand, they can search the address on Google and the location fills in.</w:t>
+      </w:r>
+    </w:p>
+    <w:p>
+      <w:pPr>
+        <w:tabs>
+          <w:tab w:val="left" w:pos="340"/>
+        </w:tabs>
+        <w:spacing w:before="0" w:after="100" w:line="276" w:lineRule="auto"/>
+        <w:ind w:left="340" w:hanging="340"/>
+      </w:pPr>
+      <w:r>
+        <w:rPr>
+          <w:rFonts w:ascii="Calibri" w:hAnsi="Calibri" w:cs="Calibri"/>
+          <w:color w:val="D7B967"/>
+          <w:sz w:val="14"/>
+          <w:szCs w:val="14"/>
+        </w:rPr>
+        <w:t xml:space="preserve">■	</w:t>
+      </w:r>
+      <w:r>
+        <w:rPr>
+          <w:rFonts w:ascii="Calibri" w:hAnsi="Calibri" w:cs="Calibri"/>
+          <w:color w:val="0C192B"/>
+          <w:sz w:val="22"/>
+          <w:szCs w:val="22"/>
+        </w:rPr>
+        <w:t xml:space="preserve">On a phone, your team's screens now have a tab bar along the bottom too: Overview, Listings, Members, Inquiries, Facilities and Setup.</w:t>
       </w:r>
     </w:p>
     <w:p>
@@ -1411,6 +1546,60 @@
           <w:sz w:val="22"/>
           <w:szCs w:val="22"/>
         </w:rPr>
+        <w:t xml:space="preserve">Changing a filter, the order or the page now refreshes only the list of homes. The page no longer jumps back to the top.</w:t>
+      </w:r>
+    </w:p>
+    <w:p>
+      <w:pPr>
+        <w:tabs>
+          <w:tab w:val="left" w:pos="340"/>
+        </w:tabs>
+        <w:spacing w:before="0" w:after="100" w:line="276" w:lineRule="auto"/>
+        <w:ind w:left="340" w:hanging="340"/>
+      </w:pPr>
+      <w:r>
+        <w:rPr>
+          <w:rFonts w:ascii="Calibri" w:hAnsi="Calibri" w:cs="Calibri"/>
+          <w:color w:val="D7B967"/>
+          <w:sz w:val="14"/>
+          <w:szCs w:val="14"/>
+        </w:rPr>
+        <w:t xml:space="preserve">■	</w:t>
+      </w:r>
+      <w:r>
+        <w:rPr>
+          <w:rFonts w:ascii="Calibri" w:hAnsi="Calibri" w:cs="Calibri"/>
+          <w:color w:val="0C192B"/>
+          <w:sz w:val="22"/>
+          <w:szCs w:val="22"/>
+        </w:rPr>
+        <w:t xml:space="preserve">The distance box, "Within", switches on as soon as a hospital is chosen or a place is typed.</w:t>
+      </w:r>
+    </w:p>
+    <w:p>
+      <w:pPr>
+        <w:tabs>
+          <w:tab w:val="left" w:pos="340"/>
+        </w:tabs>
+        <w:spacing w:before="0" w:after="100" w:line="276" w:lineRule="auto"/>
+        <w:ind w:left="340" w:hanging="340"/>
+      </w:pPr>
+      <w:r>
+        <w:rPr>
+          <w:rFonts w:ascii="Calibri" w:hAnsi="Calibri" w:cs="Calibri"/>
+          <w:color w:val="D7B967"/>
+          <w:sz w:val="14"/>
+          <w:szCs w:val="14"/>
+        </w:rPr>
+        <w:t xml:space="preserve">■	</w:t>
+      </w:r>
+      <w:r>
+        <w:rPr>
+          <w:rFonts w:ascii="Calibri" w:hAnsi="Calibri" w:cs="Calibri"/>
+          <w:color w:val="0C192B"/>
+          <w:sz w:val="22"/>
+          <w:szCs w:val="22"/>
+        </w:rPr>
         <w:t xml:space="preserve">The city, property type and neighbourhood pages now use the same filters and results. A page with no homes yet says so by name, for example "No homes in South Side yet".</w:t>
       </w:r>
     </w:p>
@@ -1779,7 +1968,34 @@
           <w:sz w:val="22"/>
           <w:szCs w:val="22"/>
         </w:rPr>
-        <w:t xml:space="preserve">After sending, the form is replaced by a confirmation naming the home, so nobody is left wondering whether it went.</w:t>
+        <w:t xml:space="preserve">After sending, the form is replaced by a confirmation naming the home, and the page stays on it, so nobody is left wondering whether it went.</w:t>
+      </w:r>
+    </w:p>
+    <w:p>
+      <w:pPr>
+        <w:tabs>
+          <w:tab w:val="left" w:pos="340"/>
+        </w:tabs>
+        <w:spacing w:before="0" w:after="100" w:line="276" w:lineRule="auto"/>
+        <w:ind w:left="340" w:hanging="340"/>
+      </w:pPr>
+      <w:r>
+        <w:rPr>
+          <w:rFonts w:ascii="Calibri" w:hAnsi="Calibri" w:cs="Calibri"/>
+          <w:color w:val="D7B967"/>
+          <w:sz w:val="14"/>
+          <w:szCs w:val="14"/>
+        </w:rPr>
+        <w:t xml:space="preserve">■	</w:t>
+      </w:r>
+      <w:r>
+        <w:rPr>
+          <w:rFonts w:ascii="Calibri" w:hAnsi="Calibri" w:cs="Calibri"/>
+          <w:color w:val="0C192B"/>
+          <w:sz w:val="22"/>
+          <w:szCs w:val="22"/>
+        </w:rPr>
+        <w:t xml:space="preserve">On a phone, a home's price and fees now come before the inquiry form.</w:t>
       </w:r>
     </w:p>
     <w:p>
@@ -2067,6 +2283,33 @@
           <w:szCs w:val="22"/>
         </w:rPr>
         <w:t xml:space="preserve">Passwords now need at least 8 characters, as you asked.</w:t>
+      </w:r>
+    </w:p>
+    <w:p>
+      <w:pPr>
+        <w:tabs>
+          <w:tab w:val="left" w:pos="340"/>
+        </w:tabs>
+        <w:spacing w:before="0" w:after="100" w:line="276" w:lineRule="auto"/>
+        <w:ind w:left="340" w:hanging="340"/>
+      </w:pPr>
+      <w:r>
+        <w:rPr>
+          <w:rFonts w:ascii="Calibri" w:hAnsi="Calibri" w:cs="Calibri"/>
+          <w:color w:val="D7B967"/>
+          <w:sz w:val="14"/>
+          <w:szCs w:val="14"/>
+        </w:rPr>
+        <w:t xml:space="preserve">■	</w:t>
+      </w:r>
+      <w:r>
+        <w:rPr>
+          <w:rFonts w:ascii="Calibri" w:hAnsi="Calibri" w:cs="Calibri"/>
+          <w:color w:val="0C192B"/>
+          <w:sz w:val="22"/>
+          <w:szCs w:val="22"/>
+        </w:rPr>
+        <w:t xml:space="preserve">The sign-in, sign-up, password reset, contact and inquiry forms are protected from robots by Cloudflare. Most people only see a small green tick.</w:t>
       </w:r>
     </w:p>
     <w:p>
@@ -2400,7 +2643,7 @@
           <w:sz w:val="32"/>
           <w:szCs w:val="32"/>
         </w:rPr>
-        <w:t xml:space="preserve">How to check it yourself</w:t>
+        <w:t xml:space="preserve">How to check on the live site</w:t>
       </w:r>
     </w:p>
     <w:p>
@@ -2638,7 +2881,7 @@
           <w:sz w:val="22"/>
           <w:szCs w:val="22"/>
         </w:rPr>
-        <w:t xml:space="preserve">Put 1000 in Min price and 2500 in Max price, then press Show homes. Only homes in that range are listed, with two labels above them.</w:t>
+        <w:t xml:space="preserve">Put 1000 in Min price and 2500 in Max price, then press Show homes. Only homes in that range are listed, with two labels above them. The page does not reload: only the list changes.</w:t>
       </w:r>
     </w:p>
     <w:p>
@@ -3457,6 +3700,104 @@
           <w:sz w:val="20"/>
           <w:szCs w:val="20"/>
         </w:rPr>
+        <w:t xml:space="preserve">SIGNING IN</w:t>
+      </w:r>
+    </w:p>
+    <w:p>
+      <w:pPr>
+        <w:tabs>
+          <w:tab w:val="left" w:pos="400"/>
+        </w:tabs>
+        <w:spacing w:before="0" w:after="100" w:line="276" w:lineRule="auto"/>
+        <w:ind w:left="400" w:hanging="400"/>
+      </w:pPr>
+      <w:r>
+        <w:rPr>
+          <w:rFonts w:ascii="Calibri" w:hAnsi="Calibri" w:cs="Calibri"/>
+          <w:b/>
+          <w:bCs/>
+          <w:color w:val="8A7433"/>
+          <w:sz w:val="22"/>
+          <w:szCs w:val="22"/>
+        </w:rPr>
+        <w:t xml:space="preserve">1	</w:t>
+      </w:r>
+      <w:r>
+        <w:rPr>
+          <w:rFonts w:ascii="Calibri" w:hAnsi="Calibri" w:cs="Calibri"/>
+          <w:color w:val="0C192B"/>
+          <w:sz w:val="22"/>
+          <w:szCs w:val="22"/>
+        </w:rPr>
+        <w:t xml:space="preserve">Open </w:t>
+      </w:r>
+      <w:hyperlink r:id="rId4" w:history="1">
+        <w:r>
+          <w:rPr>
+            <w:rFonts w:ascii="Calibri" w:hAnsi="Calibri" w:cs="Calibri"/>
+            <w:b/>
+            <w:bCs/>
+            <w:color w:val="1D5FA8"/>
+            <w:sz w:val="22"/>
+            <w:szCs w:val="22"/>
+            <w:u w:val="single"/>
+          </w:rPr>
+          <w:t xml:space="preserve">https://thirtydayhomes.com/login/</w:t>
+        </w:r>
+      </w:hyperlink>
+      <w:r>
+        <w:rPr>
+          <w:rFonts w:ascii="Calibri" w:hAnsi="Calibri" w:cs="Calibri"/>
+          <w:color w:val="0C192B"/>
+          <w:sz w:val="22"/>
+          <w:szCs w:val="22"/>
+        </w:rPr>
+        <w:t xml:space="preserve"> — above the Sign in button a small Cloudflare box shows a green tick. It keeps robots out; you do not have to do anything.</w:t>
+      </w:r>
+    </w:p>
+    <w:p>
+      <w:pPr>
+        <w:tabs>
+          <w:tab w:val="left" w:pos="400"/>
+        </w:tabs>
+        <w:spacing w:before="0" w:after="100" w:line="276" w:lineRule="auto"/>
+        <w:ind w:left="400" w:hanging="400"/>
+      </w:pPr>
+      <w:r>
+        <w:rPr>
+          <w:rFonts w:ascii="Calibri" w:hAnsi="Calibri" w:cs="Calibri"/>
+          <w:b/>
+          <w:bCs/>
+          <w:color w:val="8A7433"/>
+          <w:sz w:val="22"/>
+          <w:szCs w:val="22"/>
+        </w:rPr>
+        <w:t xml:space="preserve">2	</w:t>
+      </w:r>
+      <w:r>
+        <w:rPr>
+          <w:rFonts w:ascii="Calibri" w:hAnsi="Calibri" w:cs="Calibri"/>
+          <w:color w:val="0C192B"/>
+          <w:sz w:val="22"/>
+          <w:szCs w:val="22"/>
+        </w:rPr>
+        <w:t xml:space="preserve">Sign in as usual.</w:t>
+      </w:r>
+    </w:p>
+    <w:p>
+      <w:pPr>
+        <w:keepNext/>
+        <w:spacing w:before="280" w:after="100" w:line="276" w:lineRule="auto"/>
+      </w:pPr>
+      <w:r>
+        <w:rPr>
+          <w:rFonts w:ascii="Calibri" w:hAnsi="Calibri" w:cs="Calibri"/>
+          <w:b/>
+          <w:bCs/>
+          <w:color w:val="8A7433"/>
+          <w:sz w:val="20"/>
+          <w:szCs w:val="20"/>
+        </w:rPr>
         <w:t xml:space="preserve">YOUR HOMES</w:t>
       </w:r>
     </w:p>
@@ -3717,7 +4058,7 @@
           <w:sz w:val="20"/>
           <w:szCs w:val="20"/>
         </w:rPr>
-        <w:t xml:space="preserve">EDITING A HOME</w:t>
+        <w:t xml:space="preserve">ADDING A HOME</w:t>
       </w:r>
     </w:p>
     <w:p>
@@ -3746,7 +4087,30 @@
           <w:sz w:val="22"/>
           <w:szCs w:val="22"/>
         </w:rPr>
-        <w:t xml:space="preserve">Press Edit on a live home. Step 1 has "Rent &amp; fees" and "Inquiries"; step 2 has Availability, Utilities and Pets; step 3 has the photos, with arrows to reorder and "Make cover"; step 4 shows the home's status, anything worth fixing, and every answer with an Edit link.</w:t>
+        <w:t xml:space="preserve">Open </w:t>
+      </w:r>
+      <w:hyperlink r:id="rId6" w:history="1">
+        <w:r>
+          <w:rPr>
+            <w:rFonts w:ascii="Calibri" w:hAnsi="Calibri" w:cs="Calibri"/>
+            <w:b/>
+            <w:bCs/>
+            <w:color w:val="1D5FA8"/>
+            <w:sz w:val="22"/>
+            <w:szCs w:val="22"/>
+            <w:u w:val="single"/>
+          </w:rPr>
+          <w:t xml:space="preserve">https://thirtydayhomes.com/add-listing/</w:t>
+        </w:r>
+      </w:hyperlink>
+      <w:r>
+        <w:rPr>
+          <w:rFonts w:ascii="Calibri" w:hAnsi="Calibri" w:cs="Calibri"/>
+          <w:color w:val="0C192B"/>
+          <w:sz w:val="22"/>
+          <w:szCs w:val="22"/>
+        </w:rPr>
+        <w:t xml:space="preserve"> — the form opens inside your dashboard, with the menu beside it.</w:t>
       </w:r>
     </w:p>
     <w:p>
@@ -3775,7 +4139,7 @@
           <w:sz w:val="22"/>
           <w:szCs w:val="22"/>
         </w:rPr>
-        <w:t xml:space="preserve">Change the rent and press Save and continue. The page says "Saved. Anything you changed here is live now." Change it back the same way.</w:t>
+        <w:t xml:space="preserve">In Street address, type the first part of an address, for example the number and street name. Pick your address from the list: the ZIP code and city fill in, and a green line says the address was found.</w:t>
       </w:r>
     </w:p>
     <w:p>
@@ -3804,7 +4168,36 @@
           <w:sz w:val="22"/>
           <w:szCs w:val="22"/>
         </w:rPr>
-        <w:t xml:space="preserve">Change the title and press Save and continue. A page explains that this goes back to your team for review. Press "Go back and discard changes" to keep the old title.</w:t>
+        <w:t xml:space="preserve">On the Photos step choose two photos, then choose one more. All three are shown. Press the × on one to take it out before uploading.</w:t>
+      </w:r>
+    </w:p>
+    <w:p>
+      <w:pPr>
+        <w:tabs>
+          <w:tab w:val="left" w:pos="400"/>
+        </w:tabs>
+        <w:spacing w:before="0" w:after="100" w:line="276" w:lineRule="auto"/>
+        <w:ind w:left="400" w:hanging="400"/>
+      </w:pPr>
+      <w:r>
+        <w:rPr>
+          <w:rFonts w:ascii="Calibri" w:hAnsi="Calibri" w:cs="Calibri"/>
+          <w:b/>
+          <w:bCs/>
+          <w:color w:val="8A7433"/>
+          <w:sz w:val="22"/>
+          <w:szCs w:val="22"/>
+        </w:rPr>
+        <w:t xml:space="preserve">4	</w:t>
+      </w:r>
+      <w:r>
+        <w:rPr>
+          <w:rFonts w:ascii="Calibri" w:hAnsi="Calibri" w:cs="Calibri"/>
+          <w:color w:val="0C192B"/>
+          <w:sz w:val="22"/>
+          <w:szCs w:val="22"/>
+        </w:rPr>
+        <w:t xml:space="preserve">Try it: pick a street from the list that has no house number. The form asks for the exact address.</w:t>
       </w:r>
     </w:p>
     <w:p>
@@ -3821,6 +4214,110 @@
           <w:sz w:val="20"/>
           <w:szCs w:val="20"/>
         </w:rPr>
+        <w:t xml:space="preserve">EDITING A HOME</w:t>
+      </w:r>
+    </w:p>
+    <w:p>
+      <w:pPr>
+        <w:tabs>
+          <w:tab w:val="left" w:pos="400"/>
+        </w:tabs>
+        <w:spacing w:before="0" w:after="100" w:line="276" w:lineRule="auto"/>
+        <w:ind w:left="400" w:hanging="400"/>
+      </w:pPr>
+      <w:r>
+        <w:rPr>
+          <w:rFonts w:ascii="Calibri" w:hAnsi="Calibri" w:cs="Calibri"/>
+          <w:b/>
+          <w:bCs/>
+          <w:color w:val="8A7433"/>
+          <w:sz w:val="22"/>
+          <w:szCs w:val="22"/>
+        </w:rPr>
+        <w:t xml:space="preserve">1	</w:t>
+      </w:r>
+      <w:r>
+        <w:rPr>
+          <w:rFonts w:ascii="Calibri" w:hAnsi="Calibri" w:cs="Calibri"/>
+          <w:color w:val="0C192B"/>
+          <w:sz w:val="22"/>
+          <w:szCs w:val="22"/>
+        </w:rPr>
+        <w:t xml:space="preserve">Press Edit on a live home. Step 1 has "Rent &amp; fees" and "Inquiries"; step 2 has Availability, Utilities and Pets; step 3 has the photos, with arrows to reorder and "Make cover"; step 4 shows the home's status, anything worth fixing, and every answer with an Edit link.</w:t>
+      </w:r>
+    </w:p>
+    <w:p>
+      <w:pPr>
+        <w:tabs>
+          <w:tab w:val="left" w:pos="400"/>
+        </w:tabs>
+        <w:spacing w:before="0" w:after="100" w:line="276" w:lineRule="auto"/>
+        <w:ind w:left="400" w:hanging="400"/>
+      </w:pPr>
+      <w:r>
+        <w:rPr>
+          <w:rFonts w:ascii="Calibri" w:hAnsi="Calibri" w:cs="Calibri"/>
+          <w:b/>
+          <w:bCs/>
+          <w:color w:val="8A7433"/>
+          <w:sz w:val="22"/>
+          <w:szCs w:val="22"/>
+        </w:rPr>
+        <w:t xml:space="preserve">2	</w:t>
+      </w:r>
+      <w:r>
+        <w:rPr>
+          <w:rFonts w:ascii="Calibri" w:hAnsi="Calibri" w:cs="Calibri"/>
+          <w:color w:val="0C192B"/>
+          <w:sz w:val="22"/>
+          <w:szCs w:val="22"/>
+        </w:rPr>
+        <w:t xml:space="preserve">Change the rent and press Save and continue. The page says "Saved. Anything you changed here is live now." Change it back the same way.</w:t>
+      </w:r>
+    </w:p>
+    <w:p>
+      <w:pPr>
+        <w:tabs>
+          <w:tab w:val="left" w:pos="400"/>
+        </w:tabs>
+        <w:spacing w:before="0" w:after="100" w:line="276" w:lineRule="auto"/>
+        <w:ind w:left="400" w:hanging="400"/>
+      </w:pPr>
+      <w:r>
+        <w:rPr>
+          <w:rFonts w:ascii="Calibri" w:hAnsi="Calibri" w:cs="Calibri"/>
+          <w:b/>
+          <w:bCs/>
+          <w:color w:val="8A7433"/>
+          <w:sz w:val="22"/>
+          <w:szCs w:val="22"/>
+        </w:rPr>
+        <w:t xml:space="preserve">3	</w:t>
+      </w:r>
+      <w:r>
+        <w:rPr>
+          <w:rFonts w:ascii="Calibri" w:hAnsi="Calibri" w:cs="Calibri"/>
+          <w:color w:val="0C192B"/>
+          <w:sz w:val="22"/>
+          <w:szCs w:val="22"/>
+        </w:rPr>
+        <w:t xml:space="preserve">Change the title and press Save and continue. A page explains that this goes back to your team for review. Press "Go back and discard changes" to keep the old title.</w:t>
+      </w:r>
+    </w:p>
+    <w:p>
+      <w:pPr>
+        <w:keepNext/>
+        <w:spacing w:before="280" w:after="100" w:line="276" w:lineRule="auto"/>
+      </w:pPr>
+      <w:r>
+        <w:rPr>
+          <w:rFonts w:ascii="Calibri" w:hAnsi="Calibri" w:cs="Calibri"/>
+          <w:b/>
+          <w:bCs/>
+          <w:color w:val="8A7433"/>
+          <w:sz w:val="20"/>
+          <w:szCs w:val="20"/>
+        </w:rPr>
         <w:t xml:space="preserve">INQUIRIES</w:t>
       </w:r>
     </w:p>
@@ -3852,7 +4349,7 @@
         </w:rPr>
         <w:t xml:space="preserve">After sending an inquiry to one of your homes, open </w:t>
       </w:r>
-      <w:hyperlink r:id="rId6" w:history="1">
+      <w:hyperlink r:id="rId7" w:history="1">
         <w:r>
           <w:rPr>
             <w:rFonts w:ascii="Calibri" w:hAnsi="Calibri" w:cs="Calibri"/>
@@ -3979,7 +4476,7 @@
         </w:rPr>
         <w:t xml:space="preserve">Open </w:t>
       </w:r>
-      <w:hyperlink r:id="rId7" w:history="1">
+      <w:hyperlink r:id="rId8" w:history="1">
         <w:r>
           <w:rPr>
             <w:rFonts w:ascii="Calibri" w:hAnsi="Calibri" w:cs="Calibri"/>
@@ -4106,7 +4603,7 @@
         </w:rPr>
         <w:t xml:space="preserve">In a private window open </w:t>
       </w:r>
-      <w:hyperlink r:id="rId8" w:history="1">
+      <w:hyperlink r:id="rId9" w:history="1">
         <w:r>
           <w:rPr>
             <w:rFonts w:ascii="Calibri" w:hAnsi="Calibri" w:cs="Calibri"/>
@@ -4347,7 +4844,7 @@
         </w:rPr>
         <w:t xml:space="preserve">Open </w:t>
       </w:r>
-      <w:hyperlink r:id="rId9" w:history="1">
+      <w:hyperlink r:id="rId10" w:history="1">
         <w:r>
           <w:rPr>
             <w:rFonts w:ascii="Calibri" w:hAnsi="Calibri" w:cs="Calibri"/>
@@ -4368,7 +4865,7 @@
           <w:sz w:val="22"/>
           <w:szCs w:val="22"/>
         </w:rPr>
-        <w:t xml:space="preserve"> — the first tile says how many homes are waiting. Press it, or open </w:t>
+        <w:t xml:space="preserve"> — the first tile says "Pending approval" and shows how many homes are waiting. Press Review now, or open </w:t>
       </w:r>
       <w:hyperlink r:id="rId5" w:history="1">
         <w:r>
@@ -4526,7 +5023,7 @@
         </w:rPr>
         <w:t xml:space="preserve">Open </w:t>
       </w:r>
-      <w:hyperlink r:id="rId10" w:history="1">
+      <w:hyperlink r:id="rId11" w:history="1">
         <w:r>
           <w:rPr>
             <w:rFonts w:ascii="Calibri" w:hAnsi="Calibri" w:cs="Calibri"/>
@@ -4740,7 +5237,7 @@
         </w:rPr>
         <w:t xml:space="preserve">Open </w:t>
       </w:r>
-      <w:hyperlink r:id="rId6" w:history="1">
+      <w:hyperlink r:id="rId7" w:history="1">
         <w:r>
           <w:rPr>
             <w:rFonts w:ascii="Calibri" w:hAnsi="Calibri" w:cs="Calibri"/>
@@ -4792,7 +5289,7 @@
         </w:rPr>
         <w:t xml:space="preserve">Open </w:t>
       </w:r>
-      <w:hyperlink r:id="rId11" w:history="1">
+      <w:hyperlink r:id="rId12" w:history="1">
         <w:r>
           <w:rPr>
             <w:rFonts w:ascii="Calibri" w:hAnsi="Calibri" w:cs="Calibri"/>
@@ -4844,7 +5341,7 @@
         </w:rPr>
         <w:t xml:space="preserve">Open </w:t>
       </w:r>
-      <w:hyperlink r:id="rId12" w:history="1">
+      <w:hyperlink r:id="rId13" w:history="1">
         <w:r>
           <w:rPr>
             <w:rFonts w:ascii="Calibri" w:hAnsi="Calibri" w:cs="Calibri"/>
@@ -4900,21 +5397,18 @@
     <w:p>
       <w:pPr>
         <w:keepNext/>
-        <w:pBdr>
-          <w:bottom w:val="single" w:sz="12" w:space="6" w:color="D7B967"/>
-        </w:pBdr>
-        <w:spacing w:before="480" w:after="200" w:line="276" w:lineRule="auto"/>
-      </w:pPr>
-      <w:r>
-        <w:rPr>
-          <w:rFonts w:ascii="Calibri" w:hAnsi="Calibri" w:cs="Calibri"/>
-          <w:b/>
-          <w:bCs/>
-          <w:color w:val="0C192B"/>
-          <w:sz w:val="32"/>
-          <w:szCs w:val="32"/>
-        </w:rPr>
-        <w:t xml:space="preserve">Text messages</w:t>
+        <w:spacing w:before="280" w:after="100" w:line="276" w:lineRule="auto"/>
+      </w:pPr>
+      <w:r>
+        <w:rPr>
+          <w:rFonts w:ascii="Calibri" w:hAnsi="Calibri" w:cs="Calibri"/>
+          <w:b/>
+          <w:bCs/>
+          <w:color w:val="8A7433"/>
+          <w:sz w:val="20"/>
+          <w:szCs w:val="20"/>
+        </w:rPr>
+        <w:t xml:space="preserve">TEXT MESSAGES</w:t>
       </w:r>
     </w:p>
     <w:tbl>
@@ -4997,140 +5491,7 @@
           <w:sz w:val="22"/>
           <w:szCs w:val="22"/>
         </w:rPr>
-        <w:t xml:space="preserve">To get texts on your own phone, three short steps:</w:t>
-      </w:r>
-    </w:p>
-    <w:p>
-      <w:pPr>
-        <w:tabs>
-          <w:tab w:val="left" w:pos="400"/>
-        </w:tabs>
-        <w:spacing w:before="0" w:after="100" w:line="276" w:lineRule="auto"/>
-        <w:ind w:left="400" w:hanging="400"/>
-      </w:pPr>
-      <w:r>
-        <w:rPr>
-          <w:rFonts w:ascii="Calibri" w:hAnsi="Calibri" w:cs="Calibri"/>
-          <w:b/>
-          <w:bCs/>
-          <w:color w:val="8A7433"/>
-          <w:sz w:val="22"/>
-          <w:szCs w:val="22"/>
-        </w:rPr>
-        <w:t xml:space="preserve">1	</w:t>
-      </w:r>
-      <w:r>
-        <w:rPr>
-          <w:rFonts w:ascii="Calibri" w:hAnsi="Calibri" w:cs="Calibri"/>
-          <w:color w:val="0C192B"/>
-          <w:sz w:val="22"/>
-          <w:szCs w:val="22"/>
-        </w:rPr>
-        <w:t xml:space="preserve">Sign in at </w:t>
-      </w:r>
-      <w:hyperlink r:id="rId4" w:history="1">
-        <w:r>
-          <w:rPr>
-            <w:rFonts w:ascii="Calibri" w:hAnsi="Calibri" w:cs="Calibri"/>
-            <w:b/>
-            <w:bCs/>
-            <w:color w:val="1D5FA8"/>
-            <w:sz w:val="22"/>
-            <w:szCs w:val="22"/>
-            <w:u w:val="single"/>
-          </w:rPr>
-          <w:t xml:space="preserve">https://thirtydayhomes.com/login/</w:t>
-        </w:r>
-      </w:hyperlink>
-      <w:r>
-        <w:rPr>
-          <w:rFonts w:ascii="Calibri" w:hAnsi="Calibri" w:cs="Calibri"/>
-          <w:color w:val="0C192B"/>
-          <w:sz w:val="22"/>
-          <w:szCs w:val="22"/>
-        </w:rPr>
-        <w:t xml:space="preserve"> with furnishedhomes26@gmail.com.</w:t>
-      </w:r>
-    </w:p>
-    <w:p>
-      <w:pPr>
-        <w:tabs>
-          <w:tab w:val="left" w:pos="400"/>
-        </w:tabs>
-        <w:spacing w:before="0" w:after="100" w:line="276" w:lineRule="auto"/>
-        <w:ind w:left="400" w:hanging="400"/>
-      </w:pPr>
-      <w:r>
-        <w:rPr>
-          <w:rFonts w:ascii="Calibri" w:hAnsi="Calibri" w:cs="Calibri"/>
-          <w:b/>
-          <w:bCs/>
-          <w:color w:val="8A7433"/>
-          <w:sz w:val="22"/>
-          <w:szCs w:val="22"/>
-        </w:rPr>
-        <w:t xml:space="preserve">2	</w:t>
-      </w:r>
-      <w:r>
-        <w:rPr>
-          <w:rFonts w:ascii="Calibri" w:hAnsi="Calibri" w:cs="Calibri"/>
-          <w:color w:val="0C192B"/>
-          <w:sz w:val="22"/>
-          <w:szCs w:val="22"/>
-        </w:rPr>
-        <w:t xml:space="preserve">Open </w:t>
-      </w:r>
-      <w:hyperlink r:id="rId7" w:history="1">
-        <w:r>
-          <w:rPr>
-            <w:rFonts w:ascii="Calibri" w:hAnsi="Calibri" w:cs="Calibri"/>
-            <w:b/>
-            <w:bCs/>
-            <w:color w:val="1D5FA8"/>
-            <w:sz w:val="22"/>
-            <w:szCs w:val="22"/>
-            <w:u w:val="single"/>
-          </w:rPr>
-          <w:t xml:space="preserve">https://thirtydayhomes.com/account/?view=profile</w:t>
-        </w:r>
-      </w:hyperlink>
-      <w:r>
-        <w:rPr>
-          <w:rFonts w:ascii="Calibri" w:hAnsi="Calibri" w:cs="Calibri"/>
-          <w:color w:val="0C192B"/>
-          <w:sz w:val="22"/>
-          <w:szCs w:val="22"/>
-        </w:rPr>
-        <w:t xml:space="preserve"> — under "Text message alerts", type your mobile number, tick the box and press Send code.</w:t>
-      </w:r>
-    </w:p>
-    <w:p>
-      <w:pPr>
-        <w:tabs>
-          <w:tab w:val="left" w:pos="400"/>
-        </w:tabs>
-        <w:spacing w:before="0" w:after="100" w:line="276" w:lineRule="auto"/>
-        <w:ind w:left="400" w:hanging="400"/>
-      </w:pPr>
-      <w:r>
-        <w:rPr>
-          <w:rFonts w:ascii="Calibri" w:hAnsi="Calibri" w:cs="Calibri"/>
-          <w:b/>
-          <w:bCs/>
-          <w:color w:val="8A7433"/>
-          <w:sz w:val="22"/>
-          <w:szCs w:val="22"/>
-        </w:rPr>
-        <w:t xml:space="preserve">3	</w:t>
-      </w:r>
-      <w:r>
-        <w:rPr>
-          <w:rFonts w:ascii="Calibri" w:hAnsi="Calibri" w:cs="Calibri"/>
-          <w:color w:val="0C192B"/>
-          <w:sz w:val="22"/>
-          <w:szCs w:val="22"/>
-        </w:rPr>
-        <w:t xml:space="preserve">Type in the 6-digit code from the text and press Verify. From then on, every inquiry to your home sends you a text.</w:t>
+        <w:t xml:space="preserve">You switched on text alerts on your own account, and your phone received the inquiry text for Shady Fun in the Sun. From now on every inquiry to your homes sends you a text.</w:t>
       </w:r>
     </w:p>
     <w:p>
@@ -5177,7 +5538,34 @@
           <w:sz w:val="22"/>
           <w:szCs w:val="22"/>
         </w:rPr>
-        <w:t xml:space="preserve">Switch on text alerts with the three steps above, send one inquiry to Shady Fun in the Sun, and send us a screenshot of the text.</w:t>
+        <w:t xml:space="preserve">The compact phone version of Find a home passed deployment. The live cache still needs its final refresh and public check: Search, Filters, Sort and List / Map should stay aligned on the smallest phone width, with the first property in the opening screen.</w:t>
+      </w:r>
+    </w:p>
+    <w:p>
+      <w:pPr>
+        <w:tabs>
+          <w:tab w:val="left" w:pos="340"/>
+        </w:tabs>
+        <w:spacing w:before="0" w:after="100" w:line="276" w:lineRule="auto"/>
+        <w:ind w:left="340" w:hanging="340"/>
+      </w:pPr>
+      <w:r>
+        <w:rPr>
+          <w:rFonts w:ascii="Calibri" w:hAnsi="Calibri" w:cs="Calibri"/>
+          <w:color w:val="D7B967"/>
+          <w:sz w:val="14"/>
+          <w:szCs w:val="14"/>
+        </w:rPr>
+        <w:t xml:space="preserve">■	</w:t>
+      </w:r>
+      <w:r>
+        <w:rPr>
+          <w:rFonts w:ascii="Calibri" w:hAnsi="Calibri" w:cs="Calibri"/>
+          <w:color w:val="0C192B"/>
+          <w:sz w:val="22"/>
+          <w:szCs w:val="22"/>
+        </w:rPr>
+        <w:t xml:space="preserve">The property-gallery design is approved and waiting to be added to the live site. It keeps every photo and adds clear Previous / Next buttons, a photo count, keyboard controls and a clean one-photo view.</w:t>
       </w:r>
     </w:p>
     <w:p>
